--- a/docs/forgotten-felines/published-policies/roles-and-responsibilities-register.docx
+++ b/docs/forgotten-felines/published-policies/roles-and-responsibilities-register.docx
@@ -36,7 +36,7 @@
         <w:t>Version:</w:t>
       </w:r>
       <w:r>
-        <w:t xml:space="preserve"> v0.9 (Draft) </w:t>
+        <w:t xml:space="preserve"> v1.1 (Draft) </w:t>
       </w:r>
       <w:r>
         <w:rPr>
@@ -45,7 +45,7 @@
         <w:t>Date:</w:t>
       </w:r>
       <w:r>
-        <w:t xml:space="preserve"> 2026-04-14 </w:t>
+        <w:t xml:space="preserve"> 2026-04-19 </w:t>
       </w:r>
       <w:r>
         <w:rPr>
@@ -54,7 +54,7 @@
         <w:t>Next Review:</w:t>
       </w:r>
       <w:r>
-        <w:t xml:space="preserve"> 2027-04-14 </w:t>
+        <w:t xml:space="preserve"> 2027-04-07 </w:t>
       </w:r>
       <w:r>
         <w:rPr>
@@ -184,14 +184,14 @@
         <w:tblLook w:firstColumn="1" w:firstRow="1" w:lastColumn="0" w:lastRow="0" w:noHBand="0" w:noVBand="1" w:val="04A0"/>
       </w:tblPr>
       <w:tblGrid>
-        <w:gridCol w:w="2880"/>
-        <w:gridCol w:w="2880"/>
-        <w:gridCol w:w="2880"/>
+        <w:gridCol w:w="3024"/>
+        <w:gridCol w:w="3024"/>
+        <w:gridCol w:w="3024"/>
       </w:tblGrid>
       <w:tr>
         <w:tc>
           <w:tcPr>
-            <w:tcW w:type="dxa" w:w="2880"/>
+            <w:tcW w:type="dxa" w:w="3024"/>
           </w:tcPr>
           <w:p>
             <w:r>
@@ -209,7 +209,7 @@
         </w:tc>
         <w:tc>
           <w:tcPr>
-            <w:tcW w:type="dxa" w:w="2880"/>
+            <w:tcW w:type="dxa" w:w="3024"/>
           </w:tcPr>
           <w:p>
             <w:r>
@@ -227,7 +227,7 @@
         </w:tc>
         <w:tc>
           <w:tcPr>
-            <w:tcW w:type="dxa" w:w="2880"/>
+            <w:tcW w:type="dxa" w:w="3024"/>
           </w:tcPr>
           <w:p>
             <w:r>
@@ -247,7 +247,7 @@
       <w:tr>
         <w:tc>
           <w:tcPr>
-            <w:tcW w:type="dxa" w:w="2880"/>
+            <w:tcW w:type="dxa" w:w="3024"/>
           </w:tcPr>
           <w:p>
             <w:r/>
@@ -258,7 +258,7 @@
         </w:tc>
         <w:tc>
           <w:tcPr>
-            <w:tcW w:type="dxa" w:w="2880"/>
+            <w:tcW w:type="dxa" w:w="3024"/>
           </w:tcPr>
           <w:p>
             <w:r/>
@@ -269,7 +269,7 @@
         </w:tc>
         <w:tc>
           <w:tcPr>
-            <w:tcW w:type="dxa" w:w="2880"/>
+            <w:tcW w:type="dxa" w:w="3024"/>
           </w:tcPr>
           <w:p>
             <w:r/>
@@ -282,7 +282,7 @@
       <w:tr>
         <w:tc>
           <w:tcPr>
-            <w:tcW w:type="dxa" w:w="2880"/>
+            <w:tcW w:type="dxa" w:w="3024"/>
           </w:tcPr>
           <w:p>
             <w:r/>
@@ -293,7 +293,7 @@
         </w:tc>
         <w:tc>
           <w:tcPr>
-            <w:tcW w:type="dxa" w:w="2880"/>
+            <w:tcW w:type="dxa" w:w="3024"/>
           </w:tcPr>
           <w:p>
             <w:r/>
@@ -304,7 +304,7 @@
         </w:tc>
         <w:tc>
           <w:tcPr>
-            <w:tcW w:type="dxa" w:w="2880"/>
+            <w:tcW w:type="dxa" w:w="3024"/>
           </w:tcPr>
           <w:p>
             <w:r/>
@@ -314,7 +314,7 @@
       <w:tr>
         <w:tc>
           <w:tcPr>
-            <w:tcW w:type="dxa" w:w="2880"/>
+            <w:tcW w:type="dxa" w:w="3024"/>
           </w:tcPr>
           <w:p>
             <w:r/>
@@ -325,7 +325,7 @@
         </w:tc>
         <w:tc>
           <w:tcPr>
-            <w:tcW w:type="dxa" w:w="2880"/>
+            <w:tcW w:type="dxa" w:w="3024"/>
           </w:tcPr>
           <w:p>
             <w:r/>
@@ -336,7 +336,7 @@
         </w:tc>
         <w:tc>
           <w:tcPr>
-            <w:tcW w:type="dxa" w:w="2880"/>
+            <w:tcW w:type="dxa" w:w="3024"/>
           </w:tcPr>
           <w:p>
             <w:r/>
@@ -349,7 +349,7 @@
       <w:tr>
         <w:tc>
           <w:tcPr>
-            <w:tcW w:type="dxa" w:w="2880"/>
+            <w:tcW w:type="dxa" w:w="3024"/>
           </w:tcPr>
           <w:p>
             <w:r/>
@@ -360,18 +360,18 @@
         </w:tc>
         <w:tc>
           <w:tcPr>
-            <w:tcW w:type="dxa" w:w="2880"/>
+            <w:tcW w:type="dxa" w:w="3024"/>
           </w:tcPr>
           <w:p>
             <w:r/>
             <w:r>
-              <w:t>[TBC]</w:t>
+              <w:t>Bev Hibbert</w:t>
             </w:r>
           </w:p>
         </w:tc>
         <w:tc>
           <w:tcPr>
-            <w:tcW w:type="dxa" w:w="2880"/>
+            <w:tcW w:type="dxa" w:w="3024"/>
           </w:tcPr>
           <w:p>
             <w:r/>
@@ -384,7 +384,7 @@
       <w:tr>
         <w:tc>
           <w:tcPr>
-            <w:tcW w:type="dxa" w:w="2880"/>
+            <w:tcW w:type="dxa" w:w="3024"/>
           </w:tcPr>
           <w:p>
             <w:r/>
@@ -395,7 +395,7 @@
         </w:tc>
         <w:tc>
           <w:tcPr>
-            <w:tcW w:type="dxa" w:w="2880"/>
+            <w:tcW w:type="dxa" w:w="3024"/>
           </w:tcPr>
           <w:p>
             <w:r/>
@@ -406,7 +406,7 @@
         </w:tc>
         <w:tc>
           <w:tcPr>
-            <w:tcW w:type="dxa" w:w="2880"/>
+            <w:tcW w:type="dxa" w:w="3024"/>
           </w:tcPr>
           <w:p>
             <w:r/>
@@ -419,7 +419,7 @@
       <w:tr>
         <w:tc>
           <w:tcPr>
-            <w:tcW w:type="dxa" w:w="2880"/>
+            <w:tcW w:type="dxa" w:w="3024"/>
           </w:tcPr>
           <w:p>
             <w:r/>
@@ -430,7 +430,7 @@
         </w:tc>
         <w:tc>
           <w:tcPr>
-            <w:tcW w:type="dxa" w:w="2880"/>
+            <w:tcW w:type="dxa" w:w="3024"/>
           </w:tcPr>
           <w:p>
             <w:r/>
@@ -441,7 +441,7 @@
         </w:tc>
         <w:tc>
           <w:tcPr>
-            <w:tcW w:type="dxa" w:w="2880"/>
+            <w:tcW w:type="dxa" w:w="3024"/>
           </w:tcPr>
           <w:p>
             <w:r/>
@@ -454,7 +454,7 @@
       <w:tr>
         <w:tc>
           <w:tcPr>
-            <w:tcW w:type="dxa" w:w="2880"/>
+            <w:tcW w:type="dxa" w:w="3024"/>
           </w:tcPr>
           <w:p>
             <w:r/>
@@ -465,7 +465,7 @@
         </w:tc>
         <w:tc>
           <w:tcPr>
-            <w:tcW w:type="dxa" w:w="2880"/>
+            <w:tcW w:type="dxa" w:w="3024"/>
           </w:tcPr>
           <w:p>
             <w:r/>
@@ -476,7 +476,7 @@
         </w:tc>
         <w:tc>
           <w:tcPr>
-            <w:tcW w:type="dxa" w:w="2880"/>
+            <w:tcW w:type="dxa" w:w="3024"/>
           </w:tcPr>
           <w:p>
             <w:r/>
@@ -489,7 +489,7 @@
       <w:tr>
         <w:tc>
           <w:tcPr>
-            <w:tcW w:type="dxa" w:w="2880"/>
+            <w:tcW w:type="dxa" w:w="3024"/>
           </w:tcPr>
           <w:p>
             <w:r/>
@@ -500,7 +500,7 @@
         </w:tc>
         <w:tc>
           <w:tcPr>
-            <w:tcW w:type="dxa" w:w="2880"/>
+            <w:tcW w:type="dxa" w:w="3024"/>
           </w:tcPr>
           <w:p>
             <w:r/>
@@ -511,7 +511,7 @@
         </w:tc>
         <w:tc>
           <w:tcPr>
-            <w:tcW w:type="dxa" w:w="2880"/>
+            <w:tcW w:type="dxa" w:w="3024"/>
           </w:tcPr>
           <w:p>
             <w:r/>
@@ -537,14 +537,14 @@
         <w:tblLook w:firstColumn="1" w:firstRow="1" w:lastColumn="0" w:lastRow="0" w:noHBand="0" w:noVBand="1" w:val="04A0"/>
       </w:tblPr>
       <w:tblGrid>
-        <w:gridCol w:w="2880"/>
-        <w:gridCol w:w="2880"/>
-        <w:gridCol w:w="2880"/>
+        <w:gridCol w:w="3024"/>
+        <w:gridCol w:w="3024"/>
+        <w:gridCol w:w="3024"/>
       </w:tblGrid>
       <w:tr>
         <w:tc>
           <w:tcPr>
-            <w:tcW w:type="dxa" w:w="2880"/>
+            <w:tcW w:type="dxa" w:w="3024"/>
           </w:tcPr>
           <w:p>
             <w:r>
@@ -562,7 +562,7 @@
         </w:tc>
         <w:tc>
           <w:tcPr>
-            <w:tcW w:type="dxa" w:w="2880"/>
+            <w:tcW w:type="dxa" w:w="3024"/>
           </w:tcPr>
           <w:p>
             <w:r>
@@ -580,7 +580,7 @@
         </w:tc>
         <w:tc>
           <w:tcPr>
-            <w:tcW w:type="dxa" w:w="2880"/>
+            <w:tcW w:type="dxa" w:w="3024"/>
           </w:tcPr>
           <w:p>
             <w:r>
@@ -600,7 +600,7 @@
       <w:tr>
         <w:tc>
           <w:tcPr>
-            <w:tcW w:type="dxa" w:w="2880"/>
+            <w:tcW w:type="dxa" w:w="3024"/>
           </w:tcPr>
           <w:p>
             <w:r/>
@@ -611,18 +611,18 @@
         </w:tc>
         <w:tc>
           <w:tcPr>
-            <w:tcW w:type="dxa" w:w="2880"/>
+            <w:tcW w:type="dxa" w:w="3024"/>
           </w:tcPr>
           <w:p>
             <w:r/>
             <w:r>
-              <w:t>[TBC]</w:t>
+              <w:t>Becca James</w:t>
             </w:r>
           </w:p>
         </w:tc>
         <w:tc>
           <w:tcPr>
-            <w:tcW w:type="dxa" w:w="2880"/>
+            <w:tcW w:type="dxa" w:w="3024"/>
           </w:tcPr>
           <w:p>
             <w:r/>
@@ -635,7 +635,7 @@
       <w:tr>
         <w:tc>
           <w:tcPr>
-            <w:tcW w:type="dxa" w:w="2880"/>
+            <w:tcW w:type="dxa" w:w="3024"/>
           </w:tcPr>
           <w:p>
             <w:r/>
@@ -646,7 +646,7 @@
         </w:tc>
         <w:tc>
           <w:tcPr>
-            <w:tcW w:type="dxa" w:w="2880"/>
+            <w:tcW w:type="dxa" w:w="3024"/>
           </w:tcPr>
           <w:p>
             <w:r/>
@@ -657,7 +657,7 @@
         </w:tc>
         <w:tc>
           <w:tcPr>
-            <w:tcW w:type="dxa" w:w="2880"/>
+            <w:tcW w:type="dxa" w:w="3024"/>
           </w:tcPr>
           <w:p>
             <w:r/>
@@ -670,7 +670,7 @@
       <w:tr>
         <w:tc>
           <w:tcPr>
-            <w:tcW w:type="dxa" w:w="2880"/>
+            <w:tcW w:type="dxa" w:w="3024"/>
           </w:tcPr>
           <w:p>
             <w:r/>
@@ -681,18 +681,18 @@
         </w:tc>
         <w:tc>
           <w:tcPr>
-            <w:tcW w:type="dxa" w:w="2880"/>
+            <w:tcW w:type="dxa" w:w="3024"/>
           </w:tcPr>
           <w:p>
             <w:r/>
             <w:r>
-              <w:t>[TBC]</w:t>
+              <w:t>Bev Hibbert</w:t>
             </w:r>
           </w:p>
         </w:tc>
         <w:tc>
           <w:tcPr>
-            <w:tcW w:type="dxa" w:w="2880"/>
+            <w:tcW w:type="dxa" w:w="3024"/>
           </w:tcPr>
           <w:p>
             <w:r/>
@@ -705,7 +705,7 @@
       <w:tr>
         <w:tc>
           <w:tcPr>
-            <w:tcW w:type="dxa" w:w="2880"/>
+            <w:tcW w:type="dxa" w:w="3024"/>
           </w:tcPr>
           <w:p>
             <w:r/>
@@ -716,7 +716,7 @@
         </w:tc>
         <w:tc>
           <w:tcPr>
-            <w:tcW w:type="dxa" w:w="2880"/>
+            <w:tcW w:type="dxa" w:w="3024"/>
           </w:tcPr>
           <w:p>
             <w:r/>
@@ -727,7 +727,7 @@
         </w:tc>
         <w:tc>
           <w:tcPr>
-            <w:tcW w:type="dxa" w:w="2880"/>
+            <w:tcW w:type="dxa" w:w="3024"/>
           </w:tcPr>
           <w:p>
             <w:r/>
@@ -740,18 +740,18 @@
       <w:tr>
         <w:tc>
           <w:tcPr>
-            <w:tcW w:type="dxa" w:w="2880"/>
+            <w:tcW w:type="dxa" w:w="3024"/>
           </w:tcPr>
           <w:p>
             <w:r/>
             <w:r>
-              <w:t>Senior Cats Lead (Older Cats)</w:t>
+              <w:t>Elderly Cats Lead</w:t>
             </w:r>
           </w:p>
         </w:tc>
         <w:tc>
           <w:tcPr>
-            <w:tcW w:type="dxa" w:w="2880"/>
+            <w:tcW w:type="dxa" w:w="3024"/>
           </w:tcPr>
           <w:p>
             <w:r/>
@@ -762,7 +762,7 @@
         </w:tc>
         <w:tc>
           <w:tcPr>
-            <w:tcW w:type="dxa" w:w="2880"/>
+            <w:tcW w:type="dxa" w:w="3024"/>
           </w:tcPr>
           <w:p>
             <w:r/>
@@ -775,7 +775,7 @@
       <w:tr>
         <w:tc>
           <w:tcPr>
-            <w:tcW w:type="dxa" w:w="2880"/>
+            <w:tcW w:type="dxa" w:w="3024"/>
           </w:tcPr>
           <w:p>
             <w:r/>
@@ -786,7 +786,7 @@
         </w:tc>
         <w:tc>
           <w:tcPr>
-            <w:tcW w:type="dxa" w:w="2880"/>
+            <w:tcW w:type="dxa" w:w="3024"/>
           </w:tcPr>
           <w:p>
             <w:r/>
@@ -797,7 +797,7 @@
         </w:tc>
         <w:tc>
           <w:tcPr>
-            <w:tcW w:type="dxa" w:w="2880"/>
+            <w:tcW w:type="dxa" w:w="3024"/>
           </w:tcPr>
           <w:p>
             <w:r/>
@@ -807,7 +807,7 @@
       <w:tr>
         <w:tc>
           <w:tcPr>
-            <w:tcW w:type="dxa" w:w="2880"/>
+            <w:tcW w:type="dxa" w:w="3024"/>
           </w:tcPr>
           <w:p>
             <w:r/>
@@ -818,7 +818,7 @@
         </w:tc>
         <w:tc>
           <w:tcPr>
-            <w:tcW w:type="dxa" w:w="2880"/>
+            <w:tcW w:type="dxa" w:w="3024"/>
           </w:tcPr>
           <w:p>
             <w:r/>
@@ -829,7 +829,7 @@
         </w:tc>
         <w:tc>
           <w:tcPr>
-            <w:tcW w:type="dxa" w:w="2880"/>
+            <w:tcW w:type="dxa" w:w="3024"/>
           </w:tcPr>
           <w:p>
             <w:r/>
@@ -839,7 +839,7 @@
       <w:tr>
         <w:tc>
           <w:tcPr>
-            <w:tcW w:type="dxa" w:w="2880"/>
+            <w:tcW w:type="dxa" w:w="3024"/>
           </w:tcPr>
           <w:p>
             <w:r/>
@@ -850,7 +850,7 @@
         </w:tc>
         <w:tc>
           <w:tcPr>
-            <w:tcW w:type="dxa" w:w="2880"/>
+            <w:tcW w:type="dxa" w:w="3024"/>
           </w:tcPr>
           <w:p>
             <w:r/>
@@ -861,7 +861,7 @@
         </w:tc>
         <w:tc>
           <w:tcPr>
-            <w:tcW w:type="dxa" w:w="2880"/>
+            <w:tcW w:type="dxa" w:w="3024"/>
           </w:tcPr>
           <w:p>
             <w:r/>
@@ -871,7 +871,7 @@
       <w:tr>
         <w:tc>
           <w:tcPr>
-            <w:tcW w:type="dxa" w:w="2880"/>
+            <w:tcW w:type="dxa" w:w="3024"/>
           </w:tcPr>
           <w:p>
             <w:r/>
@@ -882,7 +882,7 @@
         </w:tc>
         <w:tc>
           <w:tcPr>
-            <w:tcW w:type="dxa" w:w="2880"/>
+            <w:tcW w:type="dxa" w:w="3024"/>
           </w:tcPr>
           <w:p>
             <w:r/>
@@ -893,7 +893,7 @@
         </w:tc>
         <w:tc>
           <w:tcPr>
-            <w:tcW w:type="dxa" w:w="2880"/>
+            <w:tcW w:type="dxa" w:w="3024"/>
           </w:tcPr>
           <w:p>
             <w:r/>
@@ -906,7 +906,7 @@
       <w:tr>
         <w:tc>
           <w:tcPr>
-            <w:tcW w:type="dxa" w:w="2880"/>
+            <w:tcW w:type="dxa" w:w="3024"/>
           </w:tcPr>
           <w:p>
             <w:r/>
@@ -917,7 +917,7 @@
         </w:tc>
         <w:tc>
           <w:tcPr>
-            <w:tcW w:type="dxa" w:w="2880"/>
+            <w:tcW w:type="dxa" w:w="3024"/>
           </w:tcPr>
           <w:p>
             <w:r/>
@@ -928,12 +928,47 @@
         </w:tc>
         <w:tc>
           <w:tcPr>
-            <w:tcW w:type="dxa" w:w="2880"/>
+            <w:tcW w:type="dxa" w:w="3024"/>
           </w:tcPr>
           <w:p>
             <w:r/>
             <w:r>
               <w:t>Virtual assessment — decision made collectively by trustees; operationalised through the Foster Home Assessment Checklist and Foster Home Register</w:t>
+            </w:r>
+          </w:p>
+        </w:tc>
+      </w:tr>
+      <w:tr>
+        <w:tc>
+          <w:tcPr>
+            <w:tcW w:type="dxa" w:w="3024"/>
+          </w:tcPr>
+          <w:p>
+            <w:r/>
+            <w:r>
+              <w:t>Trapping Coordinator</w:t>
+            </w:r>
+          </w:p>
+        </w:tc>
+        <w:tc>
+          <w:tcPr>
+            <w:tcW w:type="dxa" w:w="3024"/>
+          </w:tcPr>
+          <w:p>
+            <w:r/>
+            <w:r>
+              <w:t>Eryl Lloyd</w:t>
+            </w:r>
+          </w:p>
+        </w:tc>
+        <w:tc>
+          <w:tcPr>
+            <w:tcW w:type="dxa" w:w="3024"/>
+          </w:tcPr>
+          <w:p>
+            <w:r/>
+            <w:r>
+              <w:t>Handles coordination and training for trapping of cats</w:t>
             </w:r>
           </w:p>
         </w:tc>
@@ -954,14 +989,14 @@
         <w:tblLook w:firstColumn="1" w:firstRow="1" w:lastColumn="0" w:lastRow="0" w:noHBand="0" w:noVBand="1" w:val="04A0"/>
       </w:tblPr>
       <w:tblGrid>
-        <w:gridCol w:w="2880"/>
-        <w:gridCol w:w="2880"/>
-        <w:gridCol w:w="2880"/>
+        <w:gridCol w:w="3024"/>
+        <w:gridCol w:w="3024"/>
+        <w:gridCol w:w="3024"/>
       </w:tblGrid>
       <w:tr>
         <w:tc>
           <w:tcPr>
-            <w:tcW w:type="dxa" w:w="2880"/>
+            <w:tcW w:type="dxa" w:w="3024"/>
           </w:tcPr>
           <w:p>
             <w:r>
@@ -979,7 +1014,7 @@
         </w:tc>
         <w:tc>
           <w:tcPr>
-            <w:tcW w:type="dxa" w:w="2880"/>
+            <w:tcW w:type="dxa" w:w="3024"/>
           </w:tcPr>
           <w:p>
             <w:r>
@@ -997,7 +1032,7 @@
         </w:tc>
         <w:tc>
           <w:tcPr>
-            <w:tcW w:type="dxa" w:w="2880"/>
+            <w:tcW w:type="dxa" w:w="3024"/>
           </w:tcPr>
           <w:p>
             <w:r>
@@ -1017,7 +1052,7 @@
       <w:tr>
         <w:tc>
           <w:tcPr>
-            <w:tcW w:type="dxa" w:w="2880"/>
+            <w:tcW w:type="dxa" w:w="3024"/>
           </w:tcPr>
           <w:p>
             <w:r/>
@@ -1028,7 +1063,7 @@
         </w:tc>
         <w:tc>
           <w:tcPr>
-            <w:tcW w:type="dxa" w:w="2880"/>
+            <w:tcW w:type="dxa" w:w="3024"/>
           </w:tcPr>
           <w:p>
             <w:r/>
@@ -1039,7 +1074,7 @@
         </w:tc>
         <w:tc>
           <w:tcPr>
-            <w:tcW w:type="dxa" w:w="2880"/>
+            <w:tcW w:type="dxa" w:w="3024"/>
           </w:tcPr>
           <w:p>
             <w:r/>
@@ -1052,7 +1087,7 @@
       <w:tr>
         <w:tc>
           <w:tcPr>
-            <w:tcW w:type="dxa" w:w="2880"/>
+            <w:tcW w:type="dxa" w:w="3024"/>
           </w:tcPr>
           <w:p>
             <w:r/>
@@ -1063,7 +1098,7 @@
         </w:tc>
         <w:tc>
           <w:tcPr>
-            <w:tcW w:type="dxa" w:w="2880"/>
+            <w:tcW w:type="dxa" w:w="3024"/>
           </w:tcPr>
           <w:p>
             <w:r/>
@@ -1074,7 +1109,7 @@
         </w:tc>
         <w:tc>
           <w:tcPr>
-            <w:tcW w:type="dxa" w:w="2880"/>
+            <w:tcW w:type="dxa" w:w="3024"/>
           </w:tcPr>
           <w:p>
             <w:r/>
@@ -1087,7 +1122,7 @@
       <w:tr>
         <w:tc>
           <w:tcPr>
-            <w:tcW w:type="dxa" w:w="2880"/>
+            <w:tcW w:type="dxa" w:w="3024"/>
           </w:tcPr>
           <w:p>
             <w:r/>
@@ -1098,7 +1133,7 @@
         </w:tc>
         <w:tc>
           <w:tcPr>
-            <w:tcW w:type="dxa" w:w="2880"/>
+            <w:tcW w:type="dxa" w:w="3024"/>
           </w:tcPr>
           <w:p>
             <w:r/>
@@ -1109,7 +1144,7 @@
         </w:tc>
         <w:tc>
           <w:tcPr>
-            <w:tcW w:type="dxa" w:w="2880"/>
+            <w:tcW w:type="dxa" w:w="3024"/>
           </w:tcPr>
           <w:p>
             <w:r/>
@@ -1122,34 +1157,34 @@
       <w:tr>
         <w:tc>
           <w:tcPr>
-            <w:tcW w:type="dxa" w:w="2880"/>
+            <w:tcW w:type="dxa" w:w="3024"/>
           </w:tcPr>
           <w:p>
             <w:r/>
             <w:r>
-              <w:t>Long-Term Foster Lead</w:t>
+              <w:t>Support Adoption Lead</w:t>
             </w:r>
           </w:p>
         </w:tc>
         <w:tc>
           <w:tcPr>
-            <w:tcW w:type="dxa" w:w="2880"/>
+            <w:tcW w:type="dxa" w:w="3024"/>
           </w:tcPr>
           <w:p>
             <w:r/>
             <w:r>
-              <w:t>Claire Burgess</w:t>
+              <w:t>Becca James</w:t>
             </w:r>
           </w:p>
         </w:tc>
         <w:tc>
           <w:tcPr>
-            <w:tcW w:type="dxa" w:w="2880"/>
+            <w:tcW w:type="dxa" w:w="3024"/>
           </w:tcPr>
           <w:p>
             <w:r/>
             <w:r>
-              <w:t>Oversees long-stay foster placements, welfare review cadence, and capacity planning</w:t>
+              <w:t>Oversees Support Adoption placements, welfare check-in cadence, and Support Plan reviews</w:t>
             </w:r>
           </w:p>
         </w:tc>
@@ -1170,14 +1205,14 @@
         <w:tblLook w:firstColumn="1" w:firstRow="1" w:lastColumn="0" w:lastRow="0" w:noHBand="0" w:noVBand="1" w:val="04A0"/>
       </w:tblPr>
       <w:tblGrid>
-        <w:gridCol w:w="2880"/>
-        <w:gridCol w:w="2880"/>
-        <w:gridCol w:w="2880"/>
+        <w:gridCol w:w="3024"/>
+        <w:gridCol w:w="3024"/>
+        <w:gridCol w:w="3024"/>
       </w:tblGrid>
       <w:tr>
         <w:tc>
           <w:tcPr>
-            <w:tcW w:type="dxa" w:w="2880"/>
+            <w:tcW w:type="dxa" w:w="3024"/>
           </w:tcPr>
           <w:p>
             <w:r>
@@ -1195,7 +1230,7 @@
         </w:tc>
         <w:tc>
           <w:tcPr>
-            <w:tcW w:type="dxa" w:w="2880"/>
+            <w:tcW w:type="dxa" w:w="3024"/>
           </w:tcPr>
           <w:p>
             <w:r>
@@ -1213,7 +1248,7 @@
         </w:tc>
         <w:tc>
           <w:tcPr>
-            <w:tcW w:type="dxa" w:w="2880"/>
+            <w:tcW w:type="dxa" w:w="3024"/>
           </w:tcPr>
           <w:p>
             <w:r>
@@ -1233,7 +1268,7 @@
       <w:tr>
         <w:tc>
           <w:tcPr>
-            <w:tcW w:type="dxa" w:w="2880"/>
+            <w:tcW w:type="dxa" w:w="3024"/>
           </w:tcPr>
           <w:p>
             <w:r/>
@@ -1244,7 +1279,7 @@
         </w:tc>
         <w:tc>
           <w:tcPr>
-            <w:tcW w:type="dxa" w:w="2880"/>
+            <w:tcW w:type="dxa" w:w="3024"/>
           </w:tcPr>
           <w:p>
             <w:r/>
@@ -1255,7 +1290,7 @@
         </w:tc>
         <w:tc>
           <w:tcPr>
-            <w:tcW w:type="dxa" w:w="2880"/>
+            <w:tcW w:type="dxa" w:w="3024"/>
           </w:tcPr>
           <w:p>
             <w:r/>
@@ -1268,7 +1303,7 @@
       <w:tr>
         <w:tc>
           <w:tcPr>
-            <w:tcW w:type="dxa" w:w="2880"/>
+            <w:tcW w:type="dxa" w:w="3024"/>
           </w:tcPr>
           <w:p>
             <w:r/>
@@ -1279,7 +1314,7 @@
         </w:tc>
         <w:tc>
           <w:tcPr>
-            <w:tcW w:type="dxa" w:w="2880"/>
+            <w:tcW w:type="dxa" w:w="3024"/>
           </w:tcPr>
           <w:p>
             <w:r/>
@@ -1290,7 +1325,7 @@
         </w:tc>
         <w:tc>
           <w:tcPr>
-            <w:tcW w:type="dxa" w:w="2880"/>
+            <w:tcW w:type="dxa" w:w="3024"/>
           </w:tcPr>
           <w:p>
             <w:r/>
@@ -1303,7 +1338,7 @@
       <w:tr>
         <w:tc>
           <w:tcPr>
-            <w:tcW w:type="dxa" w:w="2880"/>
+            <w:tcW w:type="dxa" w:w="3024"/>
           </w:tcPr>
           <w:p>
             <w:r/>
@@ -1314,7 +1349,7 @@
         </w:tc>
         <w:tc>
           <w:tcPr>
-            <w:tcW w:type="dxa" w:w="2880"/>
+            <w:tcW w:type="dxa" w:w="3024"/>
           </w:tcPr>
           <w:p>
             <w:r/>
@@ -1325,7 +1360,7 @@
         </w:tc>
         <w:tc>
           <w:tcPr>
-            <w:tcW w:type="dxa" w:w="2880"/>
+            <w:tcW w:type="dxa" w:w="3024"/>
           </w:tcPr>
           <w:p>
             <w:r/>
@@ -1338,7 +1373,7 @@
       <w:tr>
         <w:tc>
           <w:tcPr>
-            <w:tcW w:type="dxa" w:w="2880"/>
+            <w:tcW w:type="dxa" w:w="3024"/>
           </w:tcPr>
           <w:p>
             <w:r/>
@@ -1349,7 +1384,7 @@
         </w:tc>
         <w:tc>
           <w:tcPr>
-            <w:tcW w:type="dxa" w:w="2880"/>
+            <w:tcW w:type="dxa" w:w="3024"/>
           </w:tcPr>
           <w:p>
             <w:r/>
@@ -1360,7 +1395,7 @@
         </w:tc>
         <w:tc>
           <w:tcPr>
-            <w:tcW w:type="dxa" w:w="2880"/>
+            <w:tcW w:type="dxa" w:w="3024"/>
           </w:tcPr>
           <w:p>
             <w:r/>
@@ -1373,7 +1408,7 @@
       <w:tr>
         <w:tc>
           <w:tcPr>
-            <w:tcW w:type="dxa" w:w="2880"/>
+            <w:tcW w:type="dxa" w:w="3024"/>
           </w:tcPr>
           <w:p>
             <w:r/>
@@ -1384,7 +1419,7 @@
         </w:tc>
         <w:tc>
           <w:tcPr>
-            <w:tcW w:type="dxa" w:w="2880"/>
+            <w:tcW w:type="dxa" w:w="3024"/>
           </w:tcPr>
           <w:p>
             <w:r/>
@@ -1395,7 +1430,7 @@
         </w:tc>
         <w:tc>
           <w:tcPr>
-            <w:tcW w:type="dxa" w:w="2880"/>
+            <w:tcW w:type="dxa" w:w="3024"/>
           </w:tcPr>
           <w:p>
             <w:r/>
@@ -1467,6 +1502,22 @@
         <w:pStyle w:val="ListBullet"/>
       </w:pPr>
       <w:r>
+        <w:t>Lottery Licence Holder — named individual on Gambling Act licence</w:t>
+      </w:r>
+    </w:p>
+    <w:p>
+      <w:pPr>
+        <w:pStyle w:val="ListBullet"/>
+      </w:pPr>
+      <w:r>
+        <w:t>Behavioural Support Contact — welfare consults on cats presenting unwanted behaviour (ADCH Standard 55)</w:t>
+      </w:r>
+    </w:p>
+    <w:p>
+      <w:pPr>
+        <w:pStyle w:val="ListBullet"/>
+      </w:pPr>
+      <w:r>
         <w:t>Complaints escalation — final point of escalation for serious complaints (named in Bullying &amp; Harassment Policy)</w:t>
       </w:r>
     </w:p>
@@ -1476,6 +1527,54 @@
       </w:pPr>
       <w:r>
         <w:t>Becca James</w:t>
+      </w:r>
+    </w:p>
+    <w:p>
+      <w:pPr>
+        <w:pStyle w:val="ListBullet"/>
+      </w:pPr>
+      <w:r>
+        <w:t>Cat Intake Lead — formally accepts cats into care (relinquishments, strays)</w:t>
+      </w:r>
+    </w:p>
+    <w:p>
+      <w:pPr>
+        <w:pStyle w:val="ListBullet"/>
+      </w:pPr>
+      <w:r>
+        <w:t>Isolation Coordinator — owns transfers to designated isolation practice (ADCH Standard 13)</w:t>
+      </w:r>
+    </w:p>
+    <w:p>
+      <w:pPr>
+        <w:pStyle w:val="ListBullet"/>
+      </w:pPr>
+      <w:r>
+        <w:t>Support Adoption Lead — oversees Support Adoption placements and Support Plan reviews</w:t>
+      </w:r>
+    </w:p>
+    <w:p>
+      <w:pPr>
+        <w:pStyle w:val="ListBullet"/>
+      </w:pPr>
+      <w:r>
+        <w:t>Safeguarding Lead</w:t>
+      </w:r>
+    </w:p>
+    <w:p>
+      <w:pPr>
+        <w:pStyle w:val="ListBullet"/>
+      </w:pPr>
+      <w:r>
+        <w:t>Crisis / Media Contact</w:t>
+      </w:r>
+    </w:p>
+    <w:p>
+      <w:pPr>
+        <w:pStyle w:val="ListBullet"/>
+      </w:pPr>
+      <w:r>
+        <w:t>Vet Liaison</w:t>
       </w:r>
     </w:p>
     <w:p>
@@ -1508,30 +1607,6 @@
       </w:pPr>
       <w:r>
         <w:t>On-Call Contact for Fosterers (rota)</w:t>
-      </w:r>
-    </w:p>
-    <w:p>
-      <w:pPr>
-        <w:pStyle w:val="ListBullet"/>
-      </w:pPr>
-      <w:r>
-        <w:t>Safeguarding Lead</w:t>
-      </w:r>
-    </w:p>
-    <w:p>
-      <w:pPr>
-        <w:pStyle w:val="ListBullet"/>
-      </w:pPr>
-      <w:r>
-        <w:t>Crisis / Media Contact</w:t>
-      </w:r>
-    </w:p>
-    <w:p>
-      <w:pPr>
-        <w:pStyle w:val="ListBullet"/>
-      </w:pPr>
-      <w:r>
-        <w:t>Vet Liaison</w:t>
       </w:r>
     </w:p>
     <w:p>
@@ -1595,15 +1670,7 @@
         <w:pStyle w:val="ListBullet"/>
       </w:pPr>
       <w:r>
-        <w:t>Currently inactive due to ill health</w:t>
-      </w:r>
-    </w:p>
-    <w:p>
-      <w:pPr>
-        <w:pStyle w:val="ListBullet"/>
-      </w:pPr>
-      <w:r>
-        <w:t>Responsibilities: [TBC — to be reviewed on return]</w:t>
+        <w:t>Trapping Coordinator — coordination and training for trapping of cats</w:t>
       </w:r>
     </w:p>
     <w:p>
@@ -1675,6 +1742,14 @@
         <w:pStyle w:val="ListBullet"/>
       </w:pPr>
       <w:r>
+        <w:t>Elderly Cats Lead — welfare planning and placement oversight for older cats in care</w:t>
+      </w:r>
+    </w:p>
+    <w:p>
+      <w:pPr>
+        <w:pStyle w:val="ListBullet"/>
+      </w:pPr>
+      <w:r>
         <w:t>Foster Coordinator</w:t>
       </w:r>
     </w:p>
@@ -1684,30 +1759,6 @@
       </w:pPr>
       <w:r>
         <w:t>On-Call Contact for Fosterers (rota)</w:t>
-      </w:r>
-    </w:p>
-    <w:p>
-      <w:pPr>
-        <w:pStyle w:val="ListBullet"/>
-      </w:pPr>
-      <w:r>
-        <w:t>Long-Term Foster Lead</w:t>
-      </w:r>
-    </w:p>
-    <w:p>
-      <w:pPr>
-        <w:pStyle w:val="ListBullet"/>
-      </w:pPr>
-      <w:r>
-        <w:t>Senior Cats Lead (Older Cats)</w:t>
-      </w:r>
-    </w:p>
-    <w:p>
-      <w:pPr>
-        <w:pStyle w:val="ListBullet"/>
-      </w:pPr>
-      <w:r>
-        <w:t>Additional responsibilities: [TBC]</w:t>
       </w:r>
     </w:p>
     <w:p>
@@ -1805,14 +1856,14 @@
         <w:tblLook w:firstColumn="1" w:firstRow="1" w:lastColumn="0" w:lastRow="0" w:noHBand="0" w:noVBand="1" w:val="04A0"/>
       </w:tblPr>
       <w:tblGrid>
-        <w:gridCol w:w="2880"/>
-        <w:gridCol w:w="2880"/>
-        <w:gridCol w:w="2880"/>
+        <w:gridCol w:w="3024"/>
+        <w:gridCol w:w="3024"/>
+        <w:gridCol w:w="3024"/>
       </w:tblGrid>
       <w:tr>
         <w:tc>
           <w:tcPr>
-            <w:tcW w:type="dxa" w:w="2880"/>
+            <w:tcW w:type="dxa" w:w="3024"/>
           </w:tcPr>
           <w:p>
             <w:r>
@@ -1830,7 +1881,7 @@
         </w:tc>
         <w:tc>
           <w:tcPr>
-            <w:tcW w:type="dxa" w:w="2880"/>
+            <w:tcW w:type="dxa" w:w="3024"/>
           </w:tcPr>
           <w:p>
             <w:r>
@@ -1848,7 +1899,7 @@
         </w:tc>
         <w:tc>
           <w:tcPr>
-            <w:tcW w:type="dxa" w:w="2880"/>
+            <w:tcW w:type="dxa" w:w="3024"/>
           </w:tcPr>
           <w:p>
             <w:r>
@@ -1868,7 +1919,7 @@
       <w:tr>
         <w:tc>
           <w:tcPr>
-            <w:tcW w:type="dxa" w:w="2880"/>
+            <w:tcW w:type="dxa" w:w="3024"/>
           </w:tcPr>
           <w:p>
             <w:r/>
@@ -1879,7 +1930,7 @@
         </w:tc>
         <w:tc>
           <w:tcPr>
-            <w:tcW w:type="dxa" w:w="2880"/>
+            <w:tcW w:type="dxa" w:w="3024"/>
           </w:tcPr>
           <w:p>
             <w:r/>
@@ -1890,7 +1941,7 @@
         </w:tc>
         <w:tc>
           <w:tcPr>
-            <w:tcW w:type="dxa" w:w="2880"/>
+            <w:tcW w:type="dxa" w:w="3024"/>
           </w:tcPr>
           <w:p>
             <w:r/>
@@ -1903,7 +1954,7 @@
       <w:tr>
         <w:tc>
           <w:tcPr>
-            <w:tcW w:type="dxa" w:w="2880"/>
+            <w:tcW w:type="dxa" w:w="3024"/>
           </w:tcPr>
           <w:p>
             <w:r/>
@@ -1914,7 +1965,7 @@
         </w:tc>
         <w:tc>
           <w:tcPr>
-            <w:tcW w:type="dxa" w:w="2880"/>
+            <w:tcW w:type="dxa" w:w="3024"/>
           </w:tcPr>
           <w:p>
             <w:r/>
@@ -1925,7 +1976,7 @@
         </w:tc>
         <w:tc>
           <w:tcPr>
-            <w:tcW w:type="dxa" w:w="2880"/>
+            <w:tcW w:type="dxa" w:w="3024"/>
           </w:tcPr>
           <w:p>
             <w:r/>
@@ -1938,7 +1989,7 @@
       <w:tr>
         <w:tc>
           <w:tcPr>
-            <w:tcW w:type="dxa" w:w="2880"/>
+            <w:tcW w:type="dxa" w:w="3024"/>
           </w:tcPr>
           <w:p>
             <w:r/>
@@ -1949,7 +2000,7 @@
         </w:tc>
         <w:tc>
           <w:tcPr>
-            <w:tcW w:type="dxa" w:w="2880"/>
+            <w:tcW w:type="dxa" w:w="3024"/>
           </w:tcPr>
           <w:p>
             <w:r/>
@@ -1960,7 +2011,7 @@
         </w:tc>
         <w:tc>
           <w:tcPr>
-            <w:tcW w:type="dxa" w:w="2880"/>
+            <w:tcW w:type="dxa" w:w="3024"/>
           </w:tcPr>
           <w:p>
             <w:r/>
@@ -1973,7 +2024,7 @@
       <w:tr>
         <w:tc>
           <w:tcPr>
-            <w:tcW w:type="dxa" w:w="2880"/>
+            <w:tcW w:type="dxa" w:w="3024"/>
           </w:tcPr>
           <w:p>
             <w:r/>
@@ -1984,7 +2035,7 @@
         </w:tc>
         <w:tc>
           <w:tcPr>
-            <w:tcW w:type="dxa" w:w="2880"/>
+            <w:tcW w:type="dxa" w:w="3024"/>
           </w:tcPr>
           <w:p>
             <w:r/>
@@ -1995,7 +2046,7 @@
         </w:tc>
         <w:tc>
           <w:tcPr>
-            <w:tcW w:type="dxa" w:w="2880"/>
+            <w:tcW w:type="dxa" w:w="3024"/>
           </w:tcPr>
           <w:p>
             <w:r/>
@@ -2008,7 +2059,7 @@
       <w:tr>
         <w:tc>
           <w:tcPr>
-            <w:tcW w:type="dxa" w:w="2880"/>
+            <w:tcW w:type="dxa" w:w="3024"/>
           </w:tcPr>
           <w:p>
             <w:r/>
@@ -2019,7 +2070,7 @@
         </w:tc>
         <w:tc>
           <w:tcPr>
-            <w:tcW w:type="dxa" w:w="2880"/>
+            <w:tcW w:type="dxa" w:w="3024"/>
           </w:tcPr>
           <w:p>
             <w:r/>
@@ -2030,7 +2081,7 @@
         </w:tc>
         <w:tc>
           <w:tcPr>
-            <w:tcW w:type="dxa" w:w="2880"/>
+            <w:tcW w:type="dxa" w:w="3024"/>
           </w:tcPr>
           <w:p>
             <w:r/>
@@ -2043,7 +2094,7 @@
       <w:tr>
         <w:tc>
           <w:tcPr>
-            <w:tcW w:type="dxa" w:w="2880"/>
+            <w:tcW w:type="dxa" w:w="3024"/>
           </w:tcPr>
           <w:p>
             <w:r/>
@@ -2054,7 +2105,7 @@
         </w:tc>
         <w:tc>
           <w:tcPr>
-            <w:tcW w:type="dxa" w:w="2880"/>
+            <w:tcW w:type="dxa" w:w="3024"/>
           </w:tcPr>
           <w:p>
             <w:r/>
@@ -2065,7 +2116,7 @@
         </w:tc>
         <w:tc>
           <w:tcPr>
-            <w:tcW w:type="dxa" w:w="2880"/>
+            <w:tcW w:type="dxa" w:w="3024"/>
           </w:tcPr>
           <w:p>
             <w:r/>
@@ -2078,7 +2129,7 @@
       <w:tr>
         <w:tc>
           <w:tcPr>
-            <w:tcW w:type="dxa" w:w="2880"/>
+            <w:tcW w:type="dxa" w:w="3024"/>
           </w:tcPr>
           <w:p>
             <w:r/>
@@ -2089,7 +2140,7 @@
         </w:tc>
         <w:tc>
           <w:tcPr>
-            <w:tcW w:type="dxa" w:w="2880"/>
+            <w:tcW w:type="dxa" w:w="3024"/>
           </w:tcPr>
           <w:p>
             <w:r/>
@@ -2100,7 +2151,7 @@
         </w:tc>
         <w:tc>
           <w:tcPr>
-            <w:tcW w:type="dxa" w:w="2880"/>
+            <w:tcW w:type="dxa" w:w="3024"/>
           </w:tcPr>
           <w:p>
             <w:r/>
@@ -2113,7 +2164,7 @@
       <w:tr>
         <w:tc>
           <w:tcPr>
-            <w:tcW w:type="dxa" w:w="2880"/>
+            <w:tcW w:type="dxa" w:w="3024"/>
           </w:tcPr>
           <w:p>
             <w:r/>
@@ -2124,7 +2175,7 @@
         </w:tc>
         <w:tc>
           <w:tcPr>
-            <w:tcW w:type="dxa" w:w="2880"/>
+            <w:tcW w:type="dxa" w:w="3024"/>
           </w:tcPr>
           <w:p>
             <w:r/>
@@ -2135,7 +2186,7 @@
         </w:tc>
         <w:tc>
           <w:tcPr>
-            <w:tcW w:type="dxa" w:w="2880"/>
+            <w:tcW w:type="dxa" w:w="3024"/>
           </w:tcPr>
           <w:p>
             <w:r/>
@@ -2148,7 +2199,7 @@
       <w:tr>
         <w:tc>
           <w:tcPr>
-            <w:tcW w:type="dxa" w:w="2880"/>
+            <w:tcW w:type="dxa" w:w="3024"/>
           </w:tcPr>
           <w:p>
             <w:r/>
@@ -2159,7 +2210,7 @@
         </w:tc>
         <w:tc>
           <w:tcPr>
-            <w:tcW w:type="dxa" w:w="2880"/>
+            <w:tcW w:type="dxa" w:w="3024"/>
           </w:tcPr>
           <w:p>
             <w:r/>
@@ -2170,7 +2221,7 @@
         </w:tc>
         <w:tc>
           <w:tcPr>
-            <w:tcW w:type="dxa" w:w="2880"/>
+            <w:tcW w:type="dxa" w:w="3024"/>
           </w:tcPr>
           <w:p>
             <w:r/>
@@ -2183,7 +2234,7 @@
       <w:tr>
         <w:tc>
           <w:tcPr>
-            <w:tcW w:type="dxa" w:w="2880"/>
+            <w:tcW w:type="dxa" w:w="3024"/>
           </w:tcPr>
           <w:p>
             <w:r/>
@@ -2194,7 +2245,7 @@
         </w:tc>
         <w:tc>
           <w:tcPr>
-            <w:tcW w:type="dxa" w:w="2880"/>
+            <w:tcW w:type="dxa" w:w="3024"/>
           </w:tcPr>
           <w:p>
             <w:r/>
@@ -2205,7 +2256,7 @@
         </w:tc>
         <w:tc>
           <w:tcPr>
-            <w:tcW w:type="dxa" w:w="2880"/>
+            <w:tcW w:type="dxa" w:w="3024"/>
           </w:tcPr>
           <w:p>
             <w:r/>
@@ -2218,7 +2269,7 @@
       <w:tr>
         <w:tc>
           <w:tcPr>
-            <w:tcW w:type="dxa" w:w="2880"/>
+            <w:tcW w:type="dxa" w:w="3024"/>
           </w:tcPr>
           <w:p>
             <w:r/>
@@ -2229,7 +2280,7 @@
         </w:tc>
         <w:tc>
           <w:tcPr>
-            <w:tcW w:type="dxa" w:w="2880"/>
+            <w:tcW w:type="dxa" w:w="3024"/>
           </w:tcPr>
           <w:p>
             <w:r/>
@@ -2240,7 +2291,7 @@
         </w:tc>
         <w:tc>
           <w:tcPr>
-            <w:tcW w:type="dxa" w:w="2880"/>
+            <w:tcW w:type="dxa" w:w="3024"/>
           </w:tcPr>
           <w:p>
             <w:r/>
@@ -2282,14 +2333,14 @@
         <w:tblLook w:firstColumn="1" w:firstRow="1" w:lastColumn="0" w:lastRow="0" w:noHBand="0" w:noVBand="1" w:val="04A0"/>
       </w:tblPr>
       <w:tblGrid>
-        <w:gridCol w:w="2880"/>
-        <w:gridCol w:w="2880"/>
-        <w:gridCol w:w="2880"/>
+        <w:gridCol w:w="3024"/>
+        <w:gridCol w:w="3024"/>
+        <w:gridCol w:w="3024"/>
       </w:tblGrid>
       <w:tr>
         <w:tc>
           <w:tcPr>
-            <w:tcW w:type="dxa" w:w="2880"/>
+            <w:tcW w:type="dxa" w:w="3024"/>
           </w:tcPr>
           <w:p>
             <w:r>
@@ -2307,7 +2358,7 @@
         </w:tc>
         <w:tc>
           <w:tcPr>
-            <w:tcW w:type="dxa" w:w="2880"/>
+            <w:tcW w:type="dxa" w:w="3024"/>
           </w:tcPr>
           <w:p>
             <w:r>
@@ -2325,7 +2376,7 @@
         </w:tc>
         <w:tc>
           <w:tcPr>
-            <w:tcW w:type="dxa" w:w="2880"/>
+            <w:tcW w:type="dxa" w:w="3024"/>
           </w:tcPr>
           <w:p>
             <w:r>
@@ -2338,146 +2389,6 @@
                 <w:b/>
               </w:rPr>
               <w:t>Priority</w:t>
-            </w:r>
-          </w:p>
-        </w:tc>
-      </w:tr>
-      <w:tr>
-        <w:tc>
-          <w:tcPr>
-            <w:tcW w:type="dxa" w:w="2880"/>
-          </w:tcPr>
-          <w:p>
-            <w:r/>
-            <w:r>
-              <w:t>Lottery Licence Holder</w:t>
-            </w:r>
-          </w:p>
-        </w:tc>
-        <w:tc>
-          <w:tcPr>
-            <w:tcW w:type="dxa" w:w="2880"/>
-          </w:tcPr>
-          <w:p>
-            <w:r/>
-            <w:r>
-              <w:t>Named on Gambling Act licence — must verify against licence document</w:t>
-            </w:r>
-          </w:p>
-        </w:tc>
-        <w:tc>
-          <w:tcPr>
-            <w:tcW w:type="dxa" w:w="2880"/>
-          </w:tcPr>
-          <w:p>
-            <w:r/>
-            <w:r>
-              <w:t>High</w:t>
-            </w:r>
-          </w:p>
-        </w:tc>
-      </w:tr>
-      <w:tr>
-        <w:tc>
-          <w:tcPr>
-            <w:tcW w:type="dxa" w:w="2880"/>
-          </w:tcPr>
-          <w:p>
-            <w:r/>
-            <w:r>
-              <w:t>Cat Intake Lead</w:t>
-            </w:r>
-          </w:p>
-        </w:tc>
-        <w:tc>
-          <w:tcPr>
-            <w:tcW w:type="dxa" w:w="2880"/>
-          </w:tcPr>
-          <w:p>
-            <w:r/>
-            <w:r>
-              <w:t>ADCH Standards 1–4 intake procedure requires a named decision-maker; Cat Relinquishment Policy § 5 references this role</w:t>
-            </w:r>
-          </w:p>
-        </w:tc>
-        <w:tc>
-          <w:tcPr>
-            <w:tcW w:type="dxa" w:w="2880"/>
-          </w:tcPr>
-          <w:p>
-            <w:r/>
-            <w:r>
-              <w:t>High</w:t>
-            </w:r>
-          </w:p>
-        </w:tc>
-      </w:tr>
-      <w:tr>
-        <w:tc>
-          <w:tcPr>
-            <w:tcW w:type="dxa" w:w="2880"/>
-          </w:tcPr>
-          <w:p>
-            <w:r/>
-            <w:r>
-              <w:t>Behavioural Support Contact</w:t>
-            </w:r>
-          </w:p>
-        </w:tc>
-        <w:tc>
-          <w:tcPr>
-            <w:tcW w:type="dxa" w:w="2880"/>
-          </w:tcPr>
-          <w:p>
-            <w:r/>
-            <w:r>
-              <w:t>Required by ADCH Standard 55 — a named trained/experienced behaviourist (internal or external) that Forgotten Felines can consult on cats presenting unwanted behaviour. Referenced in the Fosterer Training Programme and the Fostering Policy</w:t>
-            </w:r>
-          </w:p>
-        </w:tc>
-        <w:tc>
-          <w:tcPr>
-            <w:tcW w:type="dxa" w:w="2880"/>
-          </w:tcPr>
-          <w:p>
-            <w:r/>
-            <w:r>
-              <w:t>High</w:t>
-            </w:r>
-          </w:p>
-        </w:tc>
-      </w:tr>
-      <w:tr>
-        <w:tc>
-          <w:tcPr>
-            <w:tcW w:type="dxa" w:w="2880"/>
-          </w:tcPr>
-          <w:p>
-            <w:r/>
-            <w:r>
-              <w:t>Claire Burgess — additional responsibilities</w:t>
-            </w:r>
-          </w:p>
-        </w:tc>
-        <w:tc>
-          <w:tcPr>
-            <w:tcW w:type="dxa" w:w="2880"/>
-          </w:tcPr>
-          <w:p>
-            <w:r/>
-            <w:r>
-              <w:t>Partial only</w:t>
-            </w:r>
-          </w:p>
-        </w:tc>
-        <w:tc>
-          <w:tcPr>
-            <w:tcW w:type="dxa" w:w="2880"/>
-          </w:tcPr>
-          <w:p>
-            <w:r/>
-            <w:r>
-              <w:t>Low</w:t>
             </w:r>
           </w:p>
         </w:tc>
@@ -2514,17 +2425,17 @@
         <w:tblLook w:firstColumn="1" w:firstRow="1" w:lastColumn="0" w:lastRow="0" w:noHBand="0" w:noVBand="1" w:val="04A0"/>
       </w:tblPr>
       <w:tblGrid>
-        <w:gridCol w:w="1440"/>
-        <w:gridCol w:w="1440"/>
-        <w:gridCol w:w="1440"/>
-        <w:gridCol w:w="1440"/>
-        <w:gridCol w:w="1440"/>
-        <w:gridCol w:w="1440"/>
+        <w:gridCol w:w="1512"/>
+        <w:gridCol w:w="1512"/>
+        <w:gridCol w:w="1512"/>
+        <w:gridCol w:w="1512"/>
+        <w:gridCol w:w="1512"/>
+        <w:gridCol w:w="1512"/>
       </w:tblGrid>
       <w:tr>
         <w:tc>
           <w:tcPr>
-            <w:tcW w:type="dxa" w:w="1440"/>
+            <w:tcW w:type="dxa" w:w="1512"/>
           </w:tcPr>
           <w:p>
             <w:r>
@@ -2542,7 +2453,7 @@
         </w:tc>
         <w:tc>
           <w:tcPr>
-            <w:tcW w:type="dxa" w:w="1440"/>
+            <w:tcW w:type="dxa" w:w="1512"/>
           </w:tcPr>
           <w:p>
             <w:r>
@@ -2560,7 +2471,7 @@
         </w:tc>
         <w:tc>
           <w:tcPr>
-            <w:tcW w:type="dxa" w:w="1440"/>
+            <w:tcW w:type="dxa" w:w="1512"/>
           </w:tcPr>
           <w:p>
             <w:r>
@@ -2578,7 +2489,7 @@
         </w:tc>
         <w:tc>
           <w:tcPr>
-            <w:tcW w:type="dxa" w:w="1440"/>
+            <w:tcW w:type="dxa" w:w="1512"/>
           </w:tcPr>
           <w:p>
             <w:r>
@@ -2596,7 +2507,7 @@
         </w:tc>
         <w:tc>
           <w:tcPr>
-            <w:tcW w:type="dxa" w:w="1440"/>
+            <w:tcW w:type="dxa" w:w="1512"/>
           </w:tcPr>
           <w:p>
             <w:r>
@@ -2614,7 +2525,7 @@
         </w:tc>
         <w:tc>
           <w:tcPr>
-            <w:tcW w:type="dxa" w:w="1440"/>
+            <w:tcW w:type="dxa" w:w="1512"/>
           </w:tcPr>
           <w:p>
             <w:r>
@@ -2634,7 +2545,7 @@
       <w:tr>
         <w:tc>
           <w:tcPr>
-            <w:tcW w:type="dxa" w:w="1440"/>
+            <w:tcW w:type="dxa" w:w="1512"/>
           </w:tcPr>
           <w:p>
             <w:r/>
@@ -2645,7 +2556,7 @@
         </w:tc>
         <w:tc>
           <w:tcPr>
-            <w:tcW w:type="dxa" w:w="1440"/>
+            <w:tcW w:type="dxa" w:w="1512"/>
           </w:tcPr>
           <w:p>
             <w:r/>
@@ -2656,7 +2567,7 @@
         </w:tc>
         <w:tc>
           <w:tcPr>
-            <w:tcW w:type="dxa" w:w="1440"/>
+            <w:tcW w:type="dxa" w:w="1512"/>
           </w:tcPr>
           <w:p>
             <w:r/>
@@ -2667,7 +2578,7 @@
         </w:tc>
         <w:tc>
           <w:tcPr>
-            <w:tcW w:type="dxa" w:w="1440"/>
+            <w:tcW w:type="dxa" w:w="1512"/>
           </w:tcPr>
           <w:p>
             <w:r/>
@@ -2678,7 +2589,7 @@
         </w:tc>
         <w:tc>
           <w:tcPr>
-            <w:tcW w:type="dxa" w:w="1440"/>
+            <w:tcW w:type="dxa" w:w="1512"/>
           </w:tcPr>
           <w:p>
             <w:r/>
@@ -2689,7 +2600,7 @@
         </w:tc>
         <w:tc>
           <w:tcPr>
-            <w:tcW w:type="dxa" w:w="1440"/>
+            <w:tcW w:type="dxa" w:w="1512"/>
           </w:tcPr>
           <w:p>
             <w:r/>
@@ -2702,7 +2613,7 @@
       <w:tr>
         <w:tc>
           <w:tcPr>
-            <w:tcW w:type="dxa" w:w="1440"/>
+            <w:tcW w:type="dxa" w:w="1512"/>
           </w:tcPr>
           <w:p>
             <w:r/>
@@ -2713,7 +2624,7 @@
         </w:tc>
         <w:tc>
           <w:tcPr>
-            <w:tcW w:type="dxa" w:w="1440"/>
+            <w:tcW w:type="dxa" w:w="1512"/>
           </w:tcPr>
           <w:p>
             <w:r/>
@@ -2724,7 +2635,7 @@
         </w:tc>
         <w:tc>
           <w:tcPr>
-            <w:tcW w:type="dxa" w:w="1440"/>
+            <w:tcW w:type="dxa" w:w="1512"/>
           </w:tcPr>
           <w:p>
             <w:r/>
@@ -2735,7 +2646,7 @@
         </w:tc>
         <w:tc>
           <w:tcPr>
-            <w:tcW w:type="dxa" w:w="1440"/>
+            <w:tcW w:type="dxa" w:w="1512"/>
           </w:tcPr>
           <w:p>
             <w:r/>
@@ -2746,7 +2657,7 @@
         </w:tc>
         <w:tc>
           <w:tcPr>
-            <w:tcW w:type="dxa" w:w="1440"/>
+            <w:tcW w:type="dxa" w:w="1512"/>
           </w:tcPr>
           <w:p>
             <w:r/>
@@ -2757,7 +2668,7 @@
         </w:tc>
         <w:tc>
           <w:tcPr>
-            <w:tcW w:type="dxa" w:w="1440"/>
+            <w:tcW w:type="dxa" w:w="1512"/>
           </w:tcPr>
           <w:p>
             <w:r/>
@@ -2770,7 +2681,7 @@
       <w:tr>
         <w:tc>
           <w:tcPr>
-            <w:tcW w:type="dxa" w:w="1440"/>
+            <w:tcW w:type="dxa" w:w="1512"/>
           </w:tcPr>
           <w:p>
             <w:r/>
@@ -2781,7 +2692,7 @@
         </w:tc>
         <w:tc>
           <w:tcPr>
-            <w:tcW w:type="dxa" w:w="1440"/>
+            <w:tcW w:type="dxa" w:w="1512"/>
           </w:tcPr>
           <w:p>
             <w:r/>
@@ -2792,7 +2703,7 @@
         </w:tc>
         <w:tc>
           <w:tcPr>
-            <w:tcW w:type="dxa" w:w="1440"/>
+            <w:tcW w:type="dxa" w:w="1512"/>
           </w:tcPr>
           <w:p>
             <w:r/>
@@ -2803,7 +2714,7 @@
         </w:tc>
         <w:tc>
           <w:tcPr>
-            <w:tcW w:type="dxa" w:w="1440"/>
+            <w:tcW w:type="dxa" w:w="1512"/>
           </w:tcPr>
           <w:p>
             <w:r/>
@@ -2814,7 +2725,7 @@
         </w:tc>
         <w:tc>
           <w:tcPr>
-            <w:tcW w:type="dxa" w:w="1440"/>
+            <w:tcW w:type="dxa" w:w="1512"/>
           </w:tcPr>
           <w:p>
             <w:r/>
@@ -2825,7 +2736,7 @@
         </w:tc>
         <w:tc>
           <w:tcPr>
-            <w:tcW w:type="dxa" w:w="1440"/>
+            <w:tcW w:type="dxa" w:w="1512"/>
           </w:tcPr>
           <w:p>
             <w:r/>
@@ -2910,15 +2821,15 @@
         <w:tblLook w:firstColumn="1" w:firstRow="1" w:lastColumn="0" w:lastRow="0" w:noHBand="0" w:noVBand="1" w:val="04A0"/>
       </w:tblPr>
       <w:tblGrid>
-        <w:gridCol w:w="2160"/>
-        <w:gridCol w:w="2160"/>
-        <w:gridCol w:w="2160"/>
-        <w:gridCol w:w="2160"/>
+        <w:gridCol w:w="2268"/>
+        <w:gridCol w:w="2268"/>
+        <w:gridCol w:w="2268"/>
+        <w:gridCol w:w="2268"/>
       </w:tblGrid>
       <w:tr>
         <w:tc>
           <w:tcPr>
-            <w:tcW w:type="dxa" w:w="2160"/>
+            <w:tcW w:type="dxa" w:w="2268"/>
           </w:tcPr>
           <w:p>
             <w:r>
@@ -2936,7 +2847,7 @@
         </w:tc>
         <w:tc>
           <w:tcPr>
-            <w:tcW w:type="dxa" w:w="2160"/>
+            <w:tcW w:type="dxa" w:w="2268"/>
           </w:tcPr>
           <w:p>
             <w:r>
@@ -2954,7 +2865,7 @@
         </w:tc>
         <w:tc>
           <w:tcPr>
-            <w:tcW w:type="dxa" w:w="2160"/>
+            <w:tcW w:type="dxa" w:w="2268"/>
           </w:tcPr>
           <w:p>
             <w:r>
@@ -2972,7 +2883,7 @@
         </w:tc>
         <w:tc>
           <w:tcPr>
-            <w:tcW w:type="dxa" w:w="2160"/>
+            <w:tcW w:type="dxa" w:w="2268"/>
           </w:tcPr>
           <w:p>
             <w:r>
@@ -2992,7 +2903,7 @@
       <w:tr>
         <w:tc>
           <w:tcPr>
-            <w:tcW w:type="dxa" w:w="2160"/>
+            <w:tcW w:type="dxa" w:w="2268"/>
           </w:tcPr>
           <w:p>
             <w:r/>
@@ -3003,7 +2914,7 @@
         </w:tc>
         <w:tc>
           <w:tcPr>
-            <w:tcW w:type="dxa" w:w="2160"/>
+            <w:tcW w:type="dxa" w:w="2268"/>
           </w:tcPr>
           <w:p>
             <w:r/>
@@ -3014,7 +2925,7 @@
         </w:tc>
         <w:tc>
           <w:tcPr>
-            <w:tcW w:type="dxa" w:w="2160"/>
+            <w:tcW w:type="dxa" w:w="2268"/>
           </w:tcPr>
           <w:p>
             <w:r/>
@@ -3025,7 +2936,7 @@
         </w:tc>
         <w:tc>
           <w:tcPr>
-            <w:tcW w:type="dxa" w:w="2160"/>
+            <w:tcW w:type="dxa" w:w="2268"/>
           </w:tcPr>
           <w:p>
             <w:r/>
@@ -3038,7 +2949,7 @@
       <w:tr>
         <w:tc>
           <w:tcPr>
-            <w:tcW w:type="dxa" w:w="2160"/>
+            <w:tcW w:type="dxa" w:w="2268"/>
           </w:tcPr>
           <w:p>
             <w:r/>
@@ -3049,7 +2960,7 @@
         </w:tc>
         <w:tc>
           <w:tcPr>
-            <w:tcW w:type="dxa" w:w="2160"/>
+            <w:tcW w:type="dxa" w:w="2268"/>
           </w:tcPr>
           <w:p>
             <w:r/>
@@ -3060,7 +2971,7 @@
         </w:tc>
         <w:tc>
           <w:tcPr>
-            <w:tcW w:type="dxa" w:w="2160"/>
+            <w:tcW w:type="dxa" w:w="2268"/>
           </w:tcPr>
           <w:p>
             <w:r/>
@@ -3071,7 +2982,7 @@
         </w:tc>
         <w:tc>
           <w:tcPr>
-            <w:tcW w:type="dxa" w:w="2160"/>
+            <w:tcW w:type="dxa" w:w="2268"/>
           </w:tcPr>
           <w:p>
             <w:r/>
@@ -3084,7 +2995,7 @@
       <w:tr>
         <w:tc>
           <w:tcPr>
-            <w:tcW w:type="dxa" w:w="2160"/>
+            <w:tcW w:type="dxa" w:w="2268"/>
           </w:tcPr>
           <w:p>
             <w:r/>
@@ -3095,7 +3006,7 @@
         </w:tc>
         <w:tc>
           <w:tcPr>
-            <w:tcW w:type="dxa" w:w="2160"/>
+            <w:tcW w:type="dxa" w:w="2268"/>
           </w:tcPr>
           <w:p>
             <w:r/>
@@ -3106,7 +3017,7 @@
         </w:tc>
         <w:tc>
           <w:tcPr>
-            <w:tcW w:type="dxa" w:w="2160"/>
+            <w:tcW w:type="dxa" w:w="2268"/>
           </w:tcPr>
           <w:p>
             <w:r/>
@@ -3117,7 +3028,7 @@
         </w:tc>
         <w:tc>
           <w:tcPr>
-            <w:tcW w:type="dxa" w:w="2160"/>
+            <w:tcW w:type="dxa" w:w="2268"/>
           </w:tcPr>
           <w:p>
             <w:r/>
@@ -3130,7 +3041,7 @@
       <w:tr>
         <w:tc>
           <w:tcPr>
-            <w:tcW w:type="dxa" w:w="2160"/>
+            <w:tcW w:type="dxa" w:w="2268"/>
           </w:tcPr>
           <w:p>
             <w:r/>
@@ -3141,7 +3052,7 @@
         </w:tc>
         <w:tc>
           <w:tcPr>
-            <w:tcW w:type="dxa" w:w="2160"/>
+            <w:tcW w:type="dxa" w:w="2268"/>
           </w:tcPr>
           <w:p>
             <w:r/>
@@ -3152,7 +3063,7 @@
         </w:tc>
         <w:tc>
           <w:tcPr>
-            <w:tcW w:type="dxa" w:w="2160"/>
+            <w:tcW w:type="dxa" w:w="2268"/>
           </w:tcPr>
           <w:p>
             <w:r/>
@@ -3163,7 +3074,7 @@
         </w:tc>
         <w:tc>
           <w:tcPr>
-            <w:tcW w:type="dxa" w:w="2160"/>
+            <w:tcW w:type="dxa" w:w="2268"/>
           </w:tcPr>
           <w:p>
             <w:r/>
@@ -3176,7 +3087,7 @@
       <w:tr>
         <w:tc>
           <w:tcPr>
-            <w:tcW w:type="dxa" w:w="2160"/>
+            <w:tcW w:type="dxa" w:w="2268"/>
           </w:tcPr>
           <w:p>
             <w:r/>
@@ -3187,7 +3098,7 @@
         </w:tc>
         <w:tc>
           <w:tcPr>
-            <w:tcW w:type="dxa" w:w="2160"/>
+            <w:tcW w:type="dxa" w:w="2268"/>
           </w:tcPr>
           <w:p>
             <w:r/>
@@ -3198,7 +3109,7 @@
         </w:tc>
         <w:tc>
           <w:tcPr>
-            <w:tcW w:type="dxa" w:w="2160"/>
+            <w:tcW w:type="dxa" w:w="2268"/>
           </w:tcPr>
           <w:p>
             <w:r/>
@@ -3209,7 +3120,7 @@
         </w:tc>
         <w:tc>
           <w:tcPr>
-            <w:tcW w:type="dxa" w:w="2160"/>
+            <w:tcW w:type="dxa" w:w="2268"/>
           </w:tcPr>
           <w:p>
             <w:r/>
@@ -3222,7 +3133,7 @@
       <w:tr>
         <w:tc>
           <w:tcPr>
-            <w:tcW w:type="dxa" w:w="2160"/>
+            <w:tcW w:type="dxa" w:w="2268"/>
           </w:tcPr>
           <w:p>
             <w:r/>
@@ -3233,7 +3144,7 @@
         </w:tc>
         <w:tc>
           <w:tcPr>
-            <w:tcW w:type="dxa" w:w="2160"/>
+            <w:tcW w:type="dxa" w:w="2268"/>
           </w:tcPr>
           <w:p>
             <w:r/>
@@ -3244,7 +3155,7 @@
         </w:tc>
         <w:tc>
           <w:tcPr>
-            <w:tcW w:type="dxa" w:w="2160"/>
+            <w:tcW w:type="dxa" w:w="2268"/>
           </w:tcPr>
           <w:p>
             <w:r/>
@@ -3255,7 +3166,7 @@
         </w:tc>
         <w:tc>
           <w:tcPr>
-            <w:tcW w:type="dxa" w:w="2160"/>
+            <w:tcW w:type="dxa" w:w="2268"/>
           </w:tcPr>
           <w:p>
             <w:r/>
@@ -3268,7 +3179,7 @@
       <w:tr>
         <w:tc>
           <w:tcPr>
-            <w:tcW w:type="dxa" w:w="2160"/>
+            <w:tcW w:type="dxa" w:w="2268"/>
           </w:tcPr>
           <w:p>
             <w:r/>
@@ -3279,7 +3190,7 @@
         </w:tc>
         <w:tc>
           <w:tcPr>
-            <w:tcW w:type="dxa" w:w="2160"/>
+            <w:tcW w:type="dxa" w:w="2268"/>
           </w:tcPr>
           <w:p>
             <w:r/>
@@ -3290,7 +3201,7 @@
         </w:tc>
         <w:tc>
           <w:tcPr>
-            <w:tcW w:type="dxa" w:w="2160"/>
+            <w:tcW w:type="dxa" w:w="2268"/>
           </w:tcPr>
           <w:p>
             <w:r/>
@@ -3301,7 +3212,7 @@
         </w:tc>
         <w:tc>
           <w:tcPr>
-            <w:tcW w:type="dxa" w:w="2160"/>
+            <w:tcW w:type="dxa" w:w="2268"/>
           </w:tcPr>
           <w:p>
             <w:r/>
@@ -3314,7 +3225,7 @@
       <w:tr>
         <w:tc>
           <w:tcPr>
-            <w:tcW w:type="dxa" w:w="2160"/>
+            <w:tcW w:type="dxa" w:w="2268"/>
           </w:tcPr>
           <w:p>
             <w:r/>
@@ -3325,7 +3236,7 @@
         </w:tc>
         <w:tc>
           <w:tcPr>
-            <w:tcW w:type="dxa" w:w="2160"/>
+            <w:tcW w:type="dxa" w:w="2268"/>
           </w:tcPr>
           <w:p>
             <w:r/>
@@ -3336,7 +3247,7 @@
         </w:tc>
         <w:tc>
           <w:tcPr>
-            <w:tcW w:type="dxa" w:w="2160"/>
+            <w:tcW w:type="dxa" w:w="2268"/>
           </w:tcPr>
           <w:p>
             <w:r/>
@@ -3347,7 +3258,7 @@
         </w:tc>
         <w:tc>
           <w:tcPr>
-            <w:tcW w:type="dxa" w:w="2160"/>
+            <w:tcW w:type="dxa" w:w="2268"/>
           </w:tcPr>
           <w:p>
             <w:r/>
@@ -3360,7 +3271,7 @@
       <w:tr>
         <w:tc>
           <w:tcPr>
-            <w:tcW w:type="dxa" w:w="2160"/>
+            <w:tcW w:type="dxa" w:w="2268"/>
           </w:tcPr>
           <w:p>
             <w:r/>
@@ -3371,7 +3282,7 @@
         </w:tc>
         <w:tc>
           <w:tcPr>
-            <w:tcW w:type="dxa" w:w="2160"/>
+            <w:tcW w:type="dxa" w:w="2268"/>
           </w:tcPr>
           <w:p>
             <w:r/>
@@ -3382,7 +3293,7 @@
         </w:tc>
         <w:tc>
           <w:tcPr>
-            <w:tcW w:type="dxa" w:w="2160"/>
+            <w:tcW w:type="dxa" w:w="2268"/>
           </w:tcPr>
           <w:p>
             <w:r/>
@@ -3393,12 +3304,150 @@
         </w:tc>
         <w:tc>
           <w:tcPr>
-            <w:tcW w:type="dxa" w:w="2160"/>
+            <w:tcW w:type="dxa" w:w="2268"/>
           </w:tcPr>
           <w:p>
             <w:r/>
             <w:r>
               <w:t>Added Isolation Coordinator (assigned to Becca James as Vet Liaison) and Behavioural Support Contact (TBC) roles per ADCH Standards 13 and 55. Cross-referenced the full Named Veterinary Practices Register and the Vet Arrangement Letter Template in Section 5</w:t>
+            </w:r>
+          </w:p>
+        </w:tc>
+      </w:tr>
+      <w:tr>
+        <w:tc>
+          <w:tcPr>
+            <w:tcW w:type="dxa" w:w="2268"/>
+          </w:tcPr>
+          <w:p>
+            <w:r/>
+            <w:r>
+              <w:t>v0.9</w:t>
+            </w:r>
+          </w:p>
+        </w:tc>
+        <w:tc>
+          <w:tcPr>
+            <w:tcW w:type="dxa" w:w="2268"/>
+          </w:tcPr>
+          <w:p>
+            <w:r/>
+            <w:r>
+              <w:t>2026-04-19</w:t>
+            </w:r>
+          </w:p>
+        </w:tc>
+        <w:tc>
+          <w:tcPr>
+            <w:tcW w:type="dxa" w:w="2268"/>
+          </w:tcPr>
+          <w:p>
+            <w:r/>
+            <w:r>
+              <w:t>Sam Mathias</w:t>
+            </w:r>
+          </w:p>
+        </w:tc>
+        <w:tc>
+          <w:tcPr>
+            <w:tcW w:type="dxa" w:w="2268"/>
+          </w:tcPr>
+          <w:p>
+            <w:r/>
+            <w:r>
+              <w:t>Removed Claire Burgess from Senior Cats Lead and Long-Term Foster Lead; both roles now [TBC] and added to Section 4 assignment gaps</w:t>
+            </w:r>
+          </w:p>
+        </w:tc>
+      </w:tr>
+      <w:tr>
+        <w:tc>
+          <w:tcPr>
+            <w:tcW w:type="dxa" w:w="2268"/>
+          </w:tcPr>
+          <w:p>
+            <w:r/>
+            <w:r>
+              <w:t>v1.0</w:t>
+            </w:r>
+          </w:p>
+        </w:tc>
+        <w:tc>
+          <w:tcPr>
+            <w:tcW w:type="dxa" w:w="2268"/>
+          </w:tcPr>
+          <w:p>
+            <w:r/>
+            <w:r>
+              <w:t>2026-04-19</w:t>
+            </w:r>
+          </w:p>
+        </w:tc>
+        <w:tc>
+          <w:tcPr>
+            <w:tcW w:type="dxa" w:w="2268"/>
+          </w:tcPr>
+          <w:p>
+            <w:r/>
+            <w:r>
+              <w:t>Sam Mathias</w:t>
+            </w:r>
+          </w:p>
+        </w:tc>
+        <w:tc>
+          <w:tcPr>
+            <w:tcW w:type="dxa" w:w="2268"/>
+          </w:tcPr>
+          <w:p>
+            <w:r/>
+            <w:r>
+              <w:t>Renamed Long-Term Foster Lead to Support Adoption Lead to reflect new Support Adoption Policy; updated Section 4 accordingly</w:t>
+            </w:r>
+          </w:p>
+        </w:tc>
+      </w:tr>
+      <w:tr>
+        <w:tc>
+          <w:tcPr>
+            <w:tcW w:type="dxa" w:w="2268"/>
+          </w:tcPr>
+          <w:p>
+            <w:r/>
+            <w:r>
+              <w:t>v1.1</w:t>
+            </w:r>
+          </w:p>
+        </w:tc>
+        <w:tc>
+          <w:tcPr>
+            <w:tcW w:type="dxa" w:w="2268"/>
+          </w:tcPr>
+          <w:p>
+            <w:r/>
+            <w:r>
+              <w:t>2026-04-19</w:t>
+            </w:r>
+          </w:p>
+        </w:tc>
+        <w:tc>
+          <w:tcPr>
+            <w:tcW w:type="dxa" w:w="2268"/>
+          </w:tcPr>
+          <w:p>
+            <w:r/>
+            <w:r>
+              <w:t>Sam Mathias</w:t>
+            </w:r>
+          </w:p>
+        </w:tc>
+        <w:tc>
+          <w:tcPr>
+            <w:tcW w:type="dxa" w:w="2268"/>
+          </w:tcPr>
+          <w:p>
+            <w:r/>
+            <w:r>
+              <w:t>Synced People Directory (Section 2) with Section 1 — added new role assignments for Bev, Becca, Claire, Eryl; fixed typo in Elderly Cats Lead; cleared Section 4 of all now-assigned roles</w:t>
             </w:r>
           </w:p>
         </w:tc>
@@ -3421,13 +3470,208 @@
       </w:r>
     </w:p>
     <w:sectPr>
-      <w:pgSz w:w="12240" w:h="15840"/>
-      <w:pgMar w:top="1440" w:right="1800" w:bottom="1440" w:left="1800" w:header="720" w:footer="720" w:gutter="0"/>
+      <w:headerReference w:type="default" r:id="rId9"/>
+      <w:footerReference w:type="default" r:id="rId10"/>
+      <w:pgSz w:w="11906" w:h="16838"/>
+      <w:pgMar w:top="1247" w:right="1417" w:bottom="1134" w:left="1417" w:header="720" w:footer="720" w:gutter="0"/>
       <w:cols w:space="720"/>
       <w:docGrid w:linePitch="360"/>
     </w:sectPr>
   </w:body>
 </w:document>
+</file>
+
+<file path=word/footer1.xml><?xml version="1.0" encoding="utf-8"?>
+<w:ftr xmlns:m="http://schemas.openxmlformats.org/officeDocument/2006/math" xmlns:mc="http://schemas.openxmlformats.org/markup-compatibility/2006" xmlns:mo="http://schemas.microsoft.com/office/mac/office/2008/main" xmlns:mv="urn:schemas-microsoft-com:mac:vml" xmlns:o="urn:schemas-microsoft-com:office:office" xmlns:r="http://schemas.openxmlformats.org/officeDocument/2006/relationships" xmlns:v="urn:schemas-microsoft-com:vml" xmlns:w10="urn:schemas-microsoft-com:office:word" xmlns:w14="http://schemas.microsoft.com/office/word/2010/wordml" xmlns:w="http://schemas.openxmlformats.org/wordprocessingml/2006/main" xmlns:wne="http://schemas.microsoft.com/office/word/2006/wordml" xmlns:wp14="http://schemas.microsoft.com/office/word/2010/wordprocessingDrawing" xmlns:wp="http://schemas.openxmlformats.org/drawingml/2006/wordprocessingDrawing" xmlns:wpc="http://schemas.microsoft.com/office/word/2010/wordprocessingCanvas" xmlns:wpg="http://schemas.microsoft.com/office/word/2010/wordprocessingGroup" xmlns:wpi="http://schemas.microsoft.com/office/word/2010/wordprocessingInk" xmlns:wps="http://schemas.microsoft.com/office/word/2010/wordprocessingShape" mc:Ignorable="w14 wp14">
+  <w:p>
+    <w:pPr>
+      <w:pStyle w:val="Footer"/>
+    </w:pPr>
+  </w:p>
+  <w:tbl>
+    <w:tblPr>
+      <w:tblW w:type="auto" w:w="0"/>
+      <w:jc w:val="left"/>
+      <w:tblLook w:firstColumn="1" w:firstRow="1" w:lastColumn="0" w:lastRow="0" w:noHBand="0" w:noVBand="1" w:val="04A0"/>
+      <w:tblBorders>
+        <w:top w:val="none"/>
+        <w:left w:val="none"/>
+        <w:bottom w:val="none"/>
+        <w:right w:val="none"/>
+        <w:insideH w:val="none"/>
+        <w:insideV w:val="none"/>
+      </w:tblBorders>
+    </w:tblPr>
+    <w:tblGrid>
+      <w:gridCol w:w="4535"/>
+      <w:gridCol w:w="4535"/>
+    </w:tblGrid>
+    <w:tr>
+      <w:tc>
+        <w:tcPr>
+          <w:tcW w:type="dxa" w:w="5669"/>
+          <w:shd w:val="clear" w:color="auto" w:fill="111827"/>
+        </w:tcPr>
+        <w:p>
+          <w:pPr>
+            <w:spacing w:before="80" w:after="80"/>
+          </w:pPr>
+          <w:r>
+            <w:rPr>
+              <w:color w:val="FFFFFF"/>
+              <w:sz w:val="16"/>
+            </w:rPr>
+            <w:t>Forgotten Felines Cat Rescue — Charity No. 1181190</w:t>
+          </w:r>
+        </w:p>
+      </w:tc>
+      <w:tc>
+        <w:tcPr>
+          <w:tcW w:type="dxa" w:w="3402"/>
+          <w:shd w:val="clear" w:color="auto" w:fill="111827"/>
+        </w:tcPr>
+        <w:p>
+          <w:pPr>
+            <w:spacing w:before="80" w:after="80"/>
+            <w:jc w:val="right"/>
+          </w:pPr>
+          <w:r>
+            <w:rPr>
+              <w:color w:val="FFFFFF"/>
+              <w:sz w:val="16"/>
+            </w:rPr>
+            <w:t>[Policy Title]  |  v[1.0]</w:t>
+          </w:r>
+        </w:p>
+      </w:tc>
+    </w:tr>
+  </w:tbl>
+</w:ftr>
+</file>
+
+<file path=word/header1.xml><?xml version="1.0" encoding="utf-8"?>
+<w:hdr xmlns:m="http://schemas.openxmlformats.org/officeDocument/2006/math" xmlns:mc="http://schemas.openxmlformats.org/markup-compatibility/2006" xmlns:mo="http://schemas.microsoft.com/office/mac/office/2008/main" xmlns:mv="urn:schemas-microsoft-com:mac:vml" xmlns:o="urn:schemas-microsoft-com:office:office" xmlns:r="http://schemas.openxmlformats.org/officeDocument/2006/relationships" xmlns:v="urn:schemas-microsoft-com:vml" xmlns:w10="urn:schemas-microsoft-com:office:word" xmlns:w14="http://schemas.microsoft.com/office/word/2010/wordml" xmlns:w="http://schemas.openxmlformats.org/wordprocessingml/2006/main" xmlns:wne="http://schemas.microsoft.com/office/word/2006/wordml" xmlns:wp14="http://schemas.microsoft.com/office/word/2010/wordprocessingDrawing" xmlns:wp="http://schemas.openxmlformats.org/drawingml/2006/wordprocessingDrawing" xmlns:wpc="http://schemas.microsoft.com/office/word/2010/wordprocessingCanvas" xmlns:wpg="http://schemas.microsoft.com/office/word/2010/wordprocessingGroup" xmlns:wpi="http://schemas.microsoft.com/office/word/2010/wordprocessingInk" xmlns:wps="http://schemas.microsoft.com/office/word/2010/wordprocessingShape" mc:Ignorable="w14 wp14">
+  <w:p>
+    <w:pPr>
+      <w:pStyle w:val="Header"/>
+    </w:pPr>
+  </w:p>
+  <w:tbl>
+    <w:tblPr>
+      <w:tblW w:type="auto" w:w="0"/>
+      <w:jc w:val="left"/>
+      <w:tblLook w:firstColumn="1" w:firstRow="1" w:lastColumn="0" w:lastRow="0" w:noHBand="0" w:noVBand="1" w:val="04A0"/>
+      <w:tblBorders>
+        <w:top w:val="none"/>
+        <w:left w:val="none"/>
+        <w:bottom w:val="none"/>
+        <w:right w:val="none"/>
+        <w:insideH w:val="none"/>
+        <w:insideV w:val="none"/>
+      </w:tblBorders>
+    </w:tblPr>
+    <w:tblGrid>
+      <w:gridCol w:w="4535"/>
+      <w:gridCol w:w="4535"/>
+    </w:tblGrid>
+    <w:tr>
+      <w:tc>
+        <w:tcPr>
+          <w:tcW w:type="dxa" w:w="4535"/>
+        </w:tcPr>
+        <w:p>
+          <w:r>
+            <w:drawing>
+              <wp:inline xmlns:a="http://schemas.openxmlformats.org/drawingml/2006/main" xmlns:pic="http://schemas.openxmlformats.org/drawingml/2006/picture">
+                <wp:extent cx="1208869" cy="576000"/>
+                <wp:docPr id="1" name="Picture 1"/>
+                <wp:cNvGraphicFramePr>
+                  <a:graphicFrameLocks noChangeAspect="1"/>
+                </wp:cNvGraphicFramePr>
+                <a:graphic>
+                  <a:graphicData uri="http://schemas.openxmlformats.org/drawingml/2006/picture">
+                    <pic:pic>
+                      <pic:nvPicPr>
+                        <pic:cNvPr id="0" name="logo.png"/>
+                        <pic:cNvPicPr/>
+                      </pic:nvPicPr>
+                      <pic:blipFill>
+                        <a:blip r:embed="rId1"/>
+                        <a:stretch>
+                          <a:fillRect/>
+                        </a:stretch>
+                      </pic:blipFill>
+                      <pic:spPr>
+                        <a:xfrm>
+                          <a:off x="0" y="0"/>
+                          <a:ext cx="1208869" cy="576000"/>
+                        </a:xfrm>
+                        <a:prstGeom prst="rect"/>
+                      </pic:spPr>
+                    </pic:pic>
+                  </a:graphicData>
+                </a:graphic>
+              </wp:inline>
+            </w:drawing>
+          </w:r>
+        </w:p>
+      </w:tc>
+      <w:tc>
+        <w:tcPr>
+          <w:tcW w:type="dxa" w:w="4535"/>
+        </w:tcPr>
+        <w:p>
+          <w:pPr>
+            <w:spacing w:before="0" w:after="20"/>
+            <w:jc w:val="right"/>
+          </w:pPr>
+          <w:r>
+            <w:rPr>
+              <w:b/>
+              <w:color w:val="111827"/>
+              <w:sz w:val="17"/>
+            </w:rPr>
+            <w:t>Forgotten Felines Cat Rescue</w:t>
+          </w:r>
+        </w:p>
+        <w:p>
+          <w:pPr>
+            <w:spacing w:before="0" w:after="20"/>
+            <w:jc w:val="right"/>
+          </w:pPr>
+          <w:r>
+            <w:rPr>
+              <w:color w:val="111827"/>
+              <w:sz w:val="17"/>
+            </w:rPr>
+            <w:t>Registered Charity No. 1181190</w:t>
+          </w:r>
+        </w:p>
+        <w:p>
+          <w:pPr>
+            <w:spacing w:before="0" w:after="20"/>
+            <w:jc w:val="right"/>
+          </w:pPr>
+          <w:r>
+            <w:rPr>
+              <w:color w:val="111827"/>
+              <w:sz w:val="17"/>
+            </w:rPr>
+            <w:t>forgottenfelineswales.org</w:t>
+          </w:r>
+        </w:p>
+      </w:tc>
+    </w:tr>
+  </w:tbl>
+  <w:p>
+    <w:pPr>
+      <w:spacing w:before="80" w:after="0"/>
+      <w:pBdr>
+        <w:bottom w:val="single" w:sz="18" w:space="1" w:color="05A44E"/>
+      </w:pBdr>
+    </w:pPr>
+  </w:p>
+</w:hdr>
 </file>
 
 <file path=word/numbering.xml><?xml version="1.0" encoding="utf-8"?>
@@ -3795,6 +4039,7 @@
     <w:rsid w:val="00FC693F"/>
     <w:rPr>
       <w:rFonts w:ascii="Calibri" w:hAnsi="Calibri"/>
+      <w:color w:val="111827"/>
       <w:sz w:val="22"/>
     </w:rPr>
   </w:style>
